--- a/NOTEBOOKS/Actividad Notebook 01 – Introducción a Python (1).docx
+++ b/NOTEBOOKS/Actividad Notebook 01 – Introducción a Python (1).docx
@@ -9,12 +9,54 @@
         <w:rPr>
           <w:b/>
           <w:bCs/>
-        </w:rPr>
-      </w:pPr>
+          <w:highlight w:val="yellow"/>
+        </w:rPr>
+      </w:pPr>
+      <w:r>
+        <w:rPr>
+          <w:highlight w:val="yellow"/>
+        </w:rPr>
+        <w:t>Abarca</w:t>
+      </w:r>
+      <w:r>
+        <w:rPr>
+          <w:highlight w:val="yellow"/>
+        </w:rPr>
+        <w:br/>
+      </w:r>
       <w:r>
         <w:rPr>
           <w:b/>
           <w:bCs/>
+          <w:highlight w:val="yellow"/>
+        </w:rPr>
+        <w:t>Semana:</w:t>
+      </w:r>
+      <w:r>
+        <w:rPr>
+          <w:highlight w:val="yellow"/>
+        </w:rPr>
+        <w:t xml:space="preserve"> </w:t>
+      </w:r>
+      <w:r>
+        <w:rPr>
+          <w:highlight w:val="yellow"/>
+        </w:rPr>
+        <w:t>04</w:t>
+      </w:r>
+      <w:r>
+        <w:rPr>
+          <w:b/>
+          <w:bCs/>
+          <w:highlight w:val="yellow"/>
+        </w:rPr>
+        <w:t xml:space="preserve"> </w:t>
+      </w:r>
+      <w:r>
+        <w:rPr>
+          <w:b/>
+          <w:bCs/>
+          <w:highlight w:val="yellow"/>
         </w:rPr>
         <w:t>Universidad Metropolitana Castro Carazo</w:t>
       </w:r>
@@ -28,66 +70,49 @@
         <w:rPr>
           <w:b/>
           <w:bCs/>
-        </w:rPr>
-        <w:t>Facultad d</w:t>
+          <w:highlight w:val="yellow"/>
+        </w:rPr>
+        <w:t xml:space="preserve">Facultad de Informática </w:t>
+      </w:r>
+      <w:r>
+        <w:rPr>
+          <w:highlight w:val="yellow"/>
+        </w:rPr>
+        <w:br/>
       </w:r>
       <w:r>
         <w:rPr>
           <w:b/>
           <w:bCs/>
-        </w:rPr>
-        <w:t xml:space="preserve">e Informática </w:t>
-      </w:r>
-      <w:r>
+          <w:highlight w:val="yellow"/>
+        </w:rPr>
+        <w:t>Curso:</w:t>
+      </w:r>
+      <w:r>
+        <w:rPr>
+          <w:highlight w:val="yellow"/>
+        </w:rPr>
+        <w:t xml:space="preserve"> Programación</w:t>
+      </w:r>
+      <w:r>
+        <w:rPr>
+          <w:highlight w:val="yellow"/>
+        </w:rPr>
         <w:br/>
       </w:r>
       <w:r>
         <w:rPr>
           <w:b/>
           <w:bCs/>
-        </w:rPr>
-        <w:t>Curso:</w:t>
-      </w:r>
-      <w:r>
-        <w:t xml:space="preserve"> </w:t>
-      </w:r>
-      <w:r>
-        <w:t>Programación</w:t>
-      </w:r>
-      <w:r>
-        <w:br/>
-      </w:r>
-      <w:r>
-        <w:rPr>
-          <w:b/>
-          <w:bCs/>
+          <w:highlight w:val="yellow"/>
         </w:rPr>
         <w:t>Profesor:</w:t>
       </w:r>
       <w:r>
-        <w:t xml:space="preserve"> </w:t>
-      </w:r>
-      <w:r>
-        <w:t xml:space="preserve">Ing. </w:t>
-      </w:r>
-      <w:r>
-        <w:t>Andrés Mena Abarca</w:t>
-      </w:r>
-      <w:r>
-        <w:br/>
-      </w:r>
-      <w:r>
-        <w:rPr>
-          <w:b/>
-          <w:bCs/>
-        </w:rPr>
-        <w:t>Semana:</w:t>
-      </w:r>
-      <w:r>
-        <w:t xml:space="preserve"> </w:t>
-      </w:r>
-      <w:r>
-        <w:t>04</w:t>
+        <w:rPr>
+          <w:highlight w:val="yellow"/>
+        </w:rPr>
+        <w:t xml:space="preserve"> Ing. Andrés Mena</w:t>
       </w:r>
     </w:p>
     <w:p>
@@ -390,7 +415,79 @@
           <w:lang w:val="en-US" w:eastAsia="en-US"/>
           <w14:ligatures w14:val="none"/>
         </w:rPr>
-        <w:t>El repositorio debe incluir:</w:t>
+        <w:t xml:space="preserve">El </w:t>
+      </w:r>
+      <w:proofErr w:type="spellStart"/>
+      <w:r>
+        <w:rPr>
+          <w:rFonts w:asciiTheme="minorHAnsi" w:eastAsia="Times New Roman" w:hAnsiTheme="minorHAnsi" w:cs="Times New Roman"/>
+          <w:color w:val="auto"/>
+          <w:kern w:val="0"/>
+          <w:sz w:val="24"/>
+          <w:lang w:val="en-US" w:eastAsia="en-US"/>
+          <w14:ligatures w14:val="none"/>
+        </w:rPr>
+        <w:t>repositorio</w:t>
+      </w:r>
+      <w:proofErr w:type="spellEnd"/>
+      <w:r>
+        <w:rPr>
+          <w:rFonts w:asciiTheme="minorHAnsi" w:eastAsia="Times New Roman" w:hAnsiTheme="minorHAnsi" w:cs="Times New Roman"/>
+          <w:color w:val="auto"/>
+          <w:kern w:val="0"/>
+          <w:sz w:val="24"/>
+          <w:lang w:val="en-US" w:eastAsia="en-US"/>
+          <w14:ligatures w14:val="none"/>
+        </w:rPr>
+        <w:t xml:space="preserve"> </w:t>
+      </w:r>
+      <w:proofErr w:type="spellStart"/>
+      <w:r>
+        <w:rPr>
+          <w:rFonts w:asciiTheme="minorHAnsi" w:eastAsia="Times New Roman" w:hAnsiTheme="minorHAnsi" w:cs="Times New Roman"/>
+          <w:color w:val="auto"/>
+          <w:kern w:val="0"/>
+          <w:sz w:val="24"/>
+          <w:lang w:val="en-US" w:eastAsia="en-US"/>
+          <w14:ligatures w14:val="none"/>
+        </w:rPr>
+        <w:t>debe</w:t>
+      </w:r>
+      <w:proofErr w:type="spellEnd"/>
+      <w:r>
+        <w:rPr>
+          <w:rFonts w:asciiTheme="minorHAnsi" w:eastAsia="Times New Roman" w:hAnsiTheme="minorHAnsi" w:cs="Times New Roman"/>
+          <w:color w:val="auto"/>
+          <w:kern w:val="0"/>
+          <w:sz w:val="24"/>
+          <w:lang w:val="en-US" w:eastAsia="en-US"/>
+          <w14:ligatures w14:val="none"/>
+        </w:rPr>
+        <w:t xml:space="preserve"> </w:t>
+      </w:r>
+      <w:proofErr w:type="spellStart"/>
+      <w:r>
+        <w:rPr>
+          <w:rFonts w:asciiTheme="minorHAnsi" w:eastAsia="Times New Roman" w:hAnsiTheme="minorHAnsi" w:cs="Times New Roman"/>
+          <w:color w:val="auto"/>
+          <w:kern w:val="0"/>
+          <w:sz w:val="24"/>
+          <w:lang w:val="en-US" w:eastAsia="en-US"/>
+          <w14:ligatures w14:val="none"/>
+        </w:rPr>
+        <w:t>incluir</w:t>
+      </w:r>
+      <w:proofErr w:type="spellEnd"/>
+      <w:r>
+        <w:rPr>
+          <w:rFonts w:asciiTheme="minorHAnsi" w:eastAsia="Times New Roman" w:hAnsiTheme="minorHAnsi" w:cs="Times New Roman"/>
+          <w:color w:val="auto"/>
+          <w:kern w:val="0"/>
+          <w:sz w:val="24"/>
+          <w:lang w:val="en-US" w:eastAsia="en-US"/>
+          <w14:ligatures w14:val="none"/>
+        </w:rPr>
+        <w:t>:</w:t>
       </w:r>
     </w:p>
     <w:p>
@@ -409,6 +506,7 @@
           <w14:ligatures w14:val="none"/>
         </w:rPr>
       </w:pPr>
+      <w:proofErr w:type="gramStart"/>
       <w:r>
         <w:rPr>
           <w:rFonts w:asciiTheme="minorHAnsi" w:eastAsia="Times New Roman" w:hAnsiTheme="minorHAnsi" w:cs="Times New Roman"/>
@@ -429,8 +527,22 @@
           <w:lang w:val="es-CR" w:eastAsia="en-US"/>
           <w14:ligatures w14:val="none"/>
         </w:rPr>
-        <w:t>.ipynb</w:t>
-      </w:r>
+        <w:t>.</w:t>
+      </w:r>
+      <w:proofErr w:type="spellStart"/>
+      <w:r>
+        <w:rPr>
+          <w:rFonts w:ascii="Consolas" w:eastAsia="Times New Roman" w:hAnsi="Consolas" w:cs="Times New Roman"/>
+          <w:color w:val="auto"/>
+          <w:kern w:val="0"/>
+          <w:sz w:val="22"/>
+          <w:lang w:val="es-CR" w:eastAsia="en-US"/>
+          <w14:ligatures w14:val="none"/>
+        </w:rPr>
+        <w:t>ipynb</w:t>
+      </w:r>
+      <w:proofErr w:type="spellEnd"/>
+      <w:proofErr w:type="gramEnd"/>
       <w:r>
         <w:rPr>
           <w:rFonts w:asciiTheme="minorHAnsi" w:eastAsia="Times New Roman" w:hAnsiTheme="minorHAnsi" w:cs="Times New Roman"/>
@@ -459,6 +571,7 @@
           <w14:ligatures w14:val="none"/>
         </w:rPr>
       </w:pPr>
+      <w:proofErr w:type="spellStart"/>
       <w:r>
         <w:rPr>
           <w:rFonts w:asciiTheme="minorHAnsi" w:eastAsia="Times New Roman" w:hAnsiTheme="minorHAnsi" w:cs="Times New Roman"/>
@@ -468,7 +581,67 @@
           <w:lang w:val="en-US" w:eastAsia="en-US"/>
           <w14:ligatures w14:val="none"/>
         </w:rPr>
-        <w:t>Respuestas y ejercicios desarrollados.</w:t>
+        <w:t>Respuestas</w:t>
+      </w:r>
+      <w:proofErr w:type="spellEnd"/>
+      <w:r>
+        <w:rPr>
+          <w:rFonts w:asciiTheme="minorHAnsi" w:eastAsia="Times New Roman" w:hAnsiTheme="minorHAnsi" w:cs="Times New Roman"/>
+          <w:color w:val="auto"/>
+          <w:kern w:val="0"/>
+          <w:sz w:val="24"/>
+          <w:lang w:val="en-US" w:eastAsia="en-US"/>
+          <w14:ligatures w14:val="none"/>
+        </w:rPr>
+        <w:t xml:space="preserve"> y </w:t>
+      </w:r>
+      <w:proofErr w:type="spellStart"/>
+      <w:r>
+        <w:rPr>
+          <w:rFonts w:asciiTheme="minorHAnsi" w:eastAsia="Times New Roman" w:hAnsiTheme="minorHAnsi" w:cs="Times New Roman"/>
+          <w:color w:val="auto"/>
+          <w:kern w:val="0"/>
+          <w:sz w:val="24"/>
+          <w:lang w:val="en-US" w:eastAsia="en-US"/>
+          <w14:ligatures w14:val="none"/>
+        </w:rPr>
+        <w:t>ejercicios</w:t>
+      </w:r>
+      <w:proofErr w:type="spellEnd"/>
+      <w:r>
+        <w:rPr>
+          <w:rFonts w:asciiTheme="minorHAnsi" w:eastAsia="Times New Roman" w:hAnsiTheme="minorHAnsi" w:cs="Times New Roman"/>
+          <w:color w:val="auto"/>
+          <w:kern w:val="0"/>
+          <w:sz w:val="24"/>
+          <w:lang w:val="en-US" w:eastAsia="en-US"/>
+          <w14:ligatures w14:val="none"/>
+        </w:rPr>
+        <w:t xml:space="preserve"> </w:t>
+      </w:r>
+      <w:proofErr w:type="spellStart"/>
+      <w:r>
+        <w:rPr>
+          <w:rFonts w:asciiTheme="minorHAnsi" w:eastAsia="Times New Roman" w:hAnsiTheme="minorHAnsi" w:cs="Times New Roman"/>
+          <w:color w:val="auto"/>
+          <w:kern w:val="0"/>
+          <w:sz w:val="24"/>
+          <w:lang w:val="en-US" w:eastAsia="en-US"/>
+          <w14:ligatures w14:val="none"/>
+        </w:rPr>
+        <w:t>desarrollados</w:t>
+      </w:r>
+      <w:proofErr w:type="spellEnd"/>
+      <w:r>
+        <w:rPr>
+          <w:rFonts w:asciiTheme="minorHAnsi" w:eastAsia="Times New Roman" w:hAnsiTheme="minorHAnsi" w:cs="Times New Roman"/>
+          <w:color w:val="auto"/>
+          <w:kern w:val="0"/>
+          <w:sz w:val="24"/>
+          <w:lang w:val="en-US" w:eastAsia="en-US"/>
+          <w14:ligatures w14:val="none"/>
+        </w:rPr>
+        <w:t>.</w:t>
       </w:r>
     </w:p>
     <w:p>
@@ -668,8 +841,10 @@
     <w:sectPr>
       <w:headerReference w:type="even" r:id="rId8"/>
       <w:headerReference w:type="default" r:id="rId9"/>
-      <w:footerReference w:type="default" r:id="rId10"/>
-      <w:headerReference w:type="first" r:id="rId11"/>
+      <w:footerReference w:type="even" r:id="rId10"/>
+      <w:footerReference w:type="default" r:id="rId11"/>
+      <w:headerReference w:type="first" r:id="rId12"/>
+      <w:footerReference w:type="first" r:id="rId13"/>
       <w:pgSz w:w="11906" w:h="16838" w:code="9"/>
       <w:pgMar w:top="1440" w:right="1080" w:bottom="1440" w:left="1080" w:header="720" w:footer="57" w:gutter="0"/>
       <w:cols w:space="720"/>
@@ -708,6 +883,16 @@
 <w:ftr xmlns:wpc="http://schemas.microsoft.com/office/word/2010/wordprocessingCanvas" xmlns:cx="http://schemas.microsoft.com/office/drawing/2014/chartex" xmlns:cx1="http://schemas.microsoft.com/office/drawing/2015/9/8/chartex" xmlns:cx2="http://schemas.microsoft.com/office/drawing/2015/10/21/chartex" xmlns:cx3="http://schemas.microsoft.com/office/drawing/2016/5/9/chartex" xmlns:cx4="http://schemas.microsoft.com/office/drawing/2016/5/10/chartex" xmlns:cx5="http://schemas.microsoft.com/office/drawing/2016/5/11/chartex" xmlns:cx6="http://schemas.microsoft.com/office/drawing/2016/5/12/chartex" xmlns:cx7="http://schemas.microsoft.com/office/drawing/2016/5/13/chartex" xmlns:cx8="http://schemas.microsoft.com/office/drawing/2016/5/14/chartex" xmlns:mc="http://schemas.openxmlformats.org/markup-compatibility/2006" xmlns:aink="http://schemas.microsoft.com/office/drawing/2016/ink" xmlns:am3d="http://schemas.microsoft.com/office/drawing/2017/model3d" xmlns:o="urn:schemas-microsoft-com:office:office" xmlns:oel="http://schemas.microsoft.com/office/2019/extlst" xmlns:r="http://schemas.openxmlformats.org/officeDocument/2006/relationships" xmlns:m="http://schemas.openxmlformats.org/officeDocument/2006/math" xmlns:v="urn:schemas-microsoft-com:vml" xmlns:wp14="http://schemas.microsoft.com/office/word/2010/wordprocessingDrawing" xmlns:wp="http://schemas.openxmlformats.org/drawingml/2006/wordprocessingDrawing" xmlns:w10="urn:schemas-microsoft-com:office:word" xmlns:w="http://schemas.openxmlformats.org/wordprocessingml/2006/main" xmlns:w14="http://schemas.microsoft.com/office/word/2010/wordml" xmlns:w15="http://schemas.microsoft.com/office/word/2012/wordml" xmlns:w16cex="http://schemas.microsoft.com/office/word/2018/wordml/cex" xmlns:w16cid="http://schemas.microsoft.com/office/word/2016/wordml/cid" xmlns:w16="http://schemas.microsoft.com/office/word/2018/wordml" xmlns:w16du="http://schemas.microsoft.com/office/word/2023/wordml/word16du" xmlns:w16sdtdh="http://schemas.microsoft.com/office/word/2020/wordml/sdtdatahash" xmlns:w16sdtfl="http://schemas.microsoft.com/office/word/2024/wordml/sdtformatlock" xmlns:w16se="http://schemas.microsoft.com/office/word/2015/wordml/symex" xmlns:wpg="http://schemas.microsoft.com/office/word/2010/wordprocessingGroup" xmlns:wpi="http://schemas.microsoft.com/office/word/2010/wordprocessingInk" xmlns:wne="http://schemas.microsoft.com/office/word/2006/wordml" xmlns:wps="http://schemas.microsoft.com/office/word/2010/wordprocessingShape" mc:Ignorable="w14 w15 w16se w16cid w16 w16cex w16sdtdh w16sdtfl w16du wp14">
   <w:p>
     <w:pPr>
+      <w:pStyle w:val="Piedepgina"/>
+    </w:pPr>
+  </w:p>
+</w:ftr>
+</file>
+
+<file path=word/footer2.xml><?xml version="1.0" encoding="utf-8"?>
+<w:ftr xmlns:wpc="http://schemas.microsoft.com/office/word/2010/wordprocessingCanvas" xmlns:cx="http://schemas.microsoft.com/office/drawing/2014/chartex" xmlns:cx1="http://schemas.microsoft.com/office/drawing/2015/9/8/chartex" xmlns:cx2="http://schemas.microsoft.com/office/drawing/2015/10/21/chartex" xmlns:cx3="http://schemas.microsoft.com/office/drawing/2016/5/9/chartex" xmlns:cx4="http://schemas.microsoft.com/office/drawing/2016/5/10/chartex" xmlns:cx5="http://schemas.microsoft.com/office/drawing/2016/5/11/chartex" xmlns:cx6="http://schemas.microsoft.com/office/drawing/2016/5/12/chartex" xmlns:cx7="http://schemas.microsoft.com/office/drawing/2016/5/13/chartex" xmlns:cx8="http://schemas.microsoft.com/office/drawing/2016/5/14/chartex" xmlns:mc="http://schemas.openxmlformats.org/markup-compatibility/2006" xmlns:aink="http://schemas.microsoft.com/office/drawing/2016/ink" xmlns:am3d="http://schemas.microsoft.com/office/drawing/2017/model3d" xmlns:o="urn:schemas-microsoft-com:office:office" xmlns:oel="http://schemas.microsoft.com/office/2019/extlst" xmlns:r="http://schemas.openxmlformats.org/officeDocument/2006/relationships" xmlns:m="http://schemas.openxmlformats.org/officeDocument/2006/math" xmlns:v="urn:schemas-microsoft-com:vml" xmlns:wp14="http://schemas.microsoft.com/office/word/2010/wordprocessingDrawing" xmlns:wp="http://schemas.openxmlformats.org/drawingml/2006/wordprocessingDrawing" xmlns:w10="urn:schemas-microsoft-com:office:word" xmlns:w="http://schemas.openxmlformats.org/wordprocessingml/2006/main" xmlns:w14="http://schemas.microsoft.com/office/word/2010/wordml" xmlns:w15="http://schemas.microsoft.com/office/word/2012/wordml" xmlns:w16cex="http://schemas.microsoft.com/office/word/2018/wordml/cex" xmlns:w16cid="http://schemas.microsoft.com/office/word/2016/wordml/cid" xmlns:w16="http://schemas.microsoft.com/office/word/2018/wordml" xmlns:w16du="http://schemas.microsoft.com/office/word/2023/wordml/word16du" xmlns:w16sdtdh="http://schemas.microsoft.com/office/word/2020/wordml/sdtdatahash" xmlns:w16sdtfl="http://schemas.microsoft.com/office/word/2024/wordml/sdtformatlock" xmlns:w16se="http://schemas.microsoft.com/office/word/2015/wordml/symex" xmlns:wpg="http://schemas.microsoft.com/office/word/2010/wordprocessingGroup" xmlns:wpi="http://schemas.microsoft.com/office/word/2010/wordprocessingInk" xmlns:wne="http://schemas.microsoft.com/office/word/2006/wordml" xmlns:wps="http://schemas.microsoft.com/office/word/2010/wordprocessingShape" mc:Ignorable="w14 w15 w16se w16cid w16 w16cex w16sdtdh w16sdtfl w16du wp14">
+  <w:p>
+    <w:pPr>
       <w:jc w:val="right"/>
       <w:rPr>
         <w:noProof/>
@@ -743,6 +928,16 @@
         <w:tab w:val="clear" w:pos="9026"/>
         <w:tab w:val="left" w:pos="8340"/>
       </w:tabs>
+    </w:pPr>
+  </w:p>
+</w:ftr>
+</file>
+
+<file path=word/footer3.xml><?xml version="1.0" encoding="utf-8"?>
+<w:ftr xmlns:wpc="http://schemas.microsoft.com/office/word/2010/wordprocessingCanvas" xmlns:cx="http://schemas.microsoft.com/office/drawing/2014/chartex" xmlns:cx1="http://schemas.microsoft.com/office/drawing/2015/9/8/chartex" xmlns:cx2="http://schemas.microsoft.com/office/drawing/2015/10/21/chartex" xmlns:cx3="http://schemas.microsoft.com/office/drawing/2016/5/9/chartex" xmlns:cx4="http://schemas.microsoft.com/office/drawing/2016/5/10/chartex" xmlns:cx5="http://schemas.microsoft.com/office/drawing/2016/5/11/chartex" xmlns:cx6="http://schemas.microsoft.com/office/drawing/2016/5/12/chartex" xmlns:cx7="http://schemas.microsoft.com/office/drawing/2016/5/13/chartex" xmlns:cx8="http://schemas.microsoft.com/office/drawing/2016/5/14/chartex" xmlns:mc="http://schemas.openxmlformats.org/markup-compatibility/2006" xmlns:aink="http://schemas.microsoft.com/office/drawing/2016/ink" xmlns:am3d="http://schemas.microsoft.com/office/drawing/2017/model3d" xmlns:o="urn:schemas-microsoft-com:office:office" xmlns:oel="http://schemas.microsoft.com/office/2019/extlst" xmlns:r="http://schemas.openxmlformats.org/officeDocument/2006/relationships" xmlns:m="http://schemas.openxmlformats.org/officeDocument/2006/math" xmlns:v="urn:schemas-microsoft-com:vml" xmlns:wp14="http://schemas.microsoft.com/office/word/2010/wordprocessingDrawing" xmlns:wp="http://schemas.openxmlformats.org/drawingml/2006/wordprocessingDrawing" xmlns:w10="urn:schemas-microsoft-com:office:word" xmlns:w="http://schemas.openxmlformats.org/wordprocessingml/2006/main" xmlns:w14="http://schemas.microsoft.com/office/word/2010/wordml" xmlns:w15="http://schemas.microsoft.com/office/word/2012/wordml" xmlns:w16cex="http://schemas.microsoft.com/office/word/2018/wordml/cex" xmlns:w16cid="http://schemas.microsoft.com/office/word/2016/wordml/cid" xmlns:w16="http://schemas.microsoft.com/office/word/2018/wordml" xmlns:w16du="http://schemas.microsoft.com/office/word/2023/wordml/word16du" xmlns:w16sdtdh="http://schemas.microsoft.com/office/word/2020/wordml/sdtdatahash" xmlns:w16sdtfl="http://schemas.microsoft.com/office/word/2024/wordml/sdtformatlock" xmlns:w16se="http://schemas.microsoft.com/office/word/2015/wordml/symex" xmlns:wpg="http://schemas.microsoft.com/office/word/2010/wordprocessingGroup" xmlns:wpi="http://schemas.microsoft.com/office/word/2010/wordprocessingInk" xmlns:wne="http://schemas.microsoft.com/office/word/2006/wordml" xmlns:wps="http://schemas.microsoft.com/office/word/2010/wordprocessingShape" mc:Ignorable="w14 w15 w16se w16cid w16 w16cex w16sdtdh w16sdtfl w16du wp14">
+  <w:p>
+    <w:pPr>
+      <w:pStyle w:val="Piedepgina"/>
     </w:pPr>
   </w:p>
 </w:ftr>
@@ -920,7 +1115,7 @@
 <w:numbering xmlns:wpc="http://schemas.microsoft.com/office/word/2010/wordprocessingCanvas" xmlns:cx="http://schemas.microsoft.com/office/drawing/2014/chartex" xmlns:cx1="http://schemas.microsoft.com/office/drawing/2015/9/8/chartex" xmlns:cx2="http://schemas.microsoft.com/office/drawing/2015/10/21/chartex" xmlns:cx3="http://schemas.microsoft.com/office/drawing/2016/5/9/chartex" xmlns:cx4="http://schemas.microsoft.com/office/drawing/2016/5/10/chartex" xmlns:cx5="http://schemas.microsoft.com/office/drawing/2016/5/11/chartex" xmlns:cx6="http://schemas.microsoft.com/office/drawing/2016/5/12/chartex" xmlns:cx7="http://schemas.microsoft.com/office/drawing/2016/5/13/chartex" xmlns:cx8="http://schemas.microsoft.com/office/drawing/2016/5/14/chartex" xmlns:mc="http://schemas.openxmlformats.org/markup-compatibility/2006" xmlns:aink="http://schemas.microsoft.com/office/drawing/2016/ink" xmlns:am3d="http://schemas.microsoft.com/office/drawing/2017/model3d" xmlns:o="urn:schemas-microsoft-com:office:office" xmlns:oel="http://schemas.microsoft.com/office/2019/extlst" xmlns:r="http://schemas.openxmlformats.org/officeDocument/2006/relationships" xmlns:m="http://schemas.openxmlformats.org/officeDocument/2006/math" xmlns:v="urn:schemas-microsoft-com:vml" xmlns:wp14="http://schemas.microsoft.com/office/word/2010/wordprocessingDrawing" xmlns:wp="http://schemas.openxmlformats.org/drawingml/2006/wordprocessingDrawing" xmlns:w10="urn:schemas-microsoft-com:office:word" xmlns:w="http://schemas.openxmlformats.org/wordprocessingml/2006/main" xmlns:w14="http://schemas.microsoft.com/office/word/2010/wordml" xmlns:w15="http://schemas.microsoft.com/office/word/2012/wordml" xmlns:w16cex="http://schemas.microsoft.com/office/word/2018/wordml/cex" xmlns:w16cid="http://schemas.microsoft.com/office/word/2016/wordml/cid" xmlns:w16="http://schemas.microsoft.com/office/word/2018/wordml" xmlns:w16du="http://schemas.microsoft.com/office/word/2023/wordml/word16du" xmlns:w16sdtdh="http://schemas.microsoft.com/office/word/2020/wordml/sdtdatahash" xmlns:w16sdtfl="http://schemas.microsoft.com/office/word/2024/wordml/sdtformatlock" xmlns:w16se="http://schemas.microsoft.com/office/word/2015/wordml/symex" xmlns:wpg="http://schemas.microsoft.com/office/word/2010/wordprocessingGroup" xmlns:wpi="http://schemas.microsoft.com/office/word/2010/wordprocessingInk" xmlns:wne="http://schemas.microsoft.com/office/word/2006/wordml" xmlns:wps="http://schemas.microsoft.com/office/word/2010/wordprocessingShape" mc:Ignorable="w14 w15 w16se w16cid w16 w16cex w16sdtdh w16sdtfl w16du wp14">
   <w:numPicBullet w:numPicBulletId="0">
     <w:pict>
-      <v:rect id="_x0000_i1026" style="width:0;height:1.5pt" o:bullet="t" o:hrstd="t" o:hr="t" fillcolor="#a0a0a0" stroked="f"/>
+      <v:rect id="_x0000_i1025" style="width:0;height:1.5pt" o:bullet="t" o:hrstd="t" o:hr="t" fillcolor="#a0a0a0" stroked="f"/>
     </w:pict>
   </w:numPicBullet>
   <w:abstractNum w:abstractNumId="0" w15:restartNumberingAfterBreak="0">
